--- a/outputs/reports/snia-sdc-storageai-aisio-2026.minimal.docx
+++ b/outputs/reports/snia-sdc-storageai-aisio-2026.minimal.docx
@@ -251,7 +251,7 @@
         <w:t xml:space="preserve"> </w:t>
       </w:r>
       <w:r>
-        <w:t xml:space="preserve">- Kristoff (audience member who objected to the F_MAP_AP approach during the talk)</w:t>
+        <w:t xml:space="preserve">- Christoph Hellwig (audience member who objected to the F_MAP_AP approach during the talk)</w:t>
       </w:r>
     </w:p>
     <w:p>
@@ -653,7 +653,7 @@
         <w:t xml:space="preserve"> </w:t>
       </w:r>
       <w:r>
-        <w:t xml:space="preserve">— Kristoff</w:t>
+        <w:t xml:space="preserve">— Christoph Hellwig</w:t>
       </w:r>
     </w:p>
     <w:p>
@@ -667,7 +667,7 @@
         <w:t xml:space="preserve"> </w:t>
       </w:r>
       <w:r>
-        <w:t xml:space="preserve">— Kristoff</w:t>
+        <w:t xml:space="preserve">— Christoph Hellwig</w:t>
       </w:r>
     </w:p>
     <w:bookmarkEnd w:id="24"/>
